--- a/Fase 2/Documentos/06_Documento_de_Diseno.docx
+++ b/Fase 2/Documentos/06_Documento_de_Diseno.docx
@@ -7,6 +7,9 @@
         <w:pStyle w:val="Title"/>
       </w:pPr>
       <w:r>
+        <w:rPr>
+          <w:color w:val="000000"/>
+        </w:rPr>
         <w:t>Documento de diseño del sistema</w:t>
       </w:r>
     </w:p>
@@ -28,12 +31,23 @@
         <w:tblStyle w:val="TableGrid"/>
         <w:tblW w:type="auto" w:w="0"/>
         <w:tblLook w:firstColumn="1" w:firstRow="1" w:lastColumn="0" w:lastRow="0" w:noHBand="0" w:noVBand="1" w:val="04A0"/>
+        <w:tblBorders>
+          <w:top w:val="single" w:sz="4" w:color="D9D9D9"/>
+          <w:left w:val="single" w:sz="4" w:color="D9D9D9"/>
+          <w:bottom w:val="single" w:sz="4" w:color="D9D9D9"/>
+          <w:right w:val="single" w:sz="4" w:color="D9D9D9"/>
+          <w:insideH w:val="single" w:sz="4" w:color="D9D9D9"/>
+          <w:insideV w:val="single" w:sz="4" w:color="D9D9D9"/>
+        </w:tblBorders>
       </w:tblPr>
       <w:tblGrid>
         <w:gridCol w:w="5040"/>
         <w:gridCol w:w="5040"/>
       </w:tblGrid>
       <w:tr>
+        <w:trPr>
+          <w:tblHeader/>
+        </w:trPr>
         <w:tc>
           <w:tcPr>
             <w:tcW w:type="dxa" w:w="4896"/>
@@ -49,6 +63,8 @@
           </w:tcPr>
           <w:p>
             <w:pPr>
+              <w:keepNext w:val="0"/>
+              <w:keepLines w:val="0"/>
               <w:spacing w:after="40" w:before="40"/>
             </w:pPr>
             <w:r/>
@@ -77,6 +93,8 @@
           </w:tcPr>
           <w:p>
             <w:pPr>
+              <w:keepNext w:val="0"/>
+              <w:keepLines w:val="0"/>
               <w:spacing w:after="40" w:before="40"/>
             </w:pPr>
             <w:r/>
@@ -91,6 +109,7 @@
         </w:tc>
       </w:tr>
       <w:tr>
+        <w:trPr/>
         <w:tc>
           <w:tcPr>
             <w:tcW w:type="dxa" w:w="4896"/>
@@ -106,16 +125,12 @@
           </w:tcPr>
           <w:p>
             <w:pPr>
+              <w:keepNext w:val="0"/>
+              <w:keepLines w:val="0"/>
               <w:spacing w:after="40" w:before="40"/>
             </w:pPr>
-            <w:r/>
             <w:r>
-              <w:rPr>
-                <w:b/>
-                <w:color w:val="16382F"/>
-                <w:sz w:val="18"/>
-              </w:rPr>
-              <w:t>Fecha</w:t>
+              <w:t>Actualización documental</w:t>
             </w:r>
           </w:p>
         </w:tc>
@@ -134,15 +149,12 @@
           </w:tcPr>
           <w:p>
             <w:pPr>
+              <w:keepNext w:val="0"/>
+              <w:keepLines w:val="0"/>
               <w:spacing w:after="40" w:before="40"/>
             </w:pPr>
-            <w:r/>
             <w:r>
-              <w:rPr>
-                <w:b w:val="0"/>
-                <w:sz w:val="18"/>
-              </w:rPr>
-              <w:t>4 de octubre de 2026</w:t>
+              <w:t>20 de octubre de 2026</w:t>
             </w:r>
           </w:p>
         </w:tc>
@@ -154,7 +166,7 @@
         <w:spacing w:after="120"/>
       </w:pPr>
       <w:r>
-        <w:t>El diseño propone una arquitectura web y móvil con un backend centralizado. El panel web y la aplicación móvil consumen la misma API, mientras PostgreSQL/PostGIS conserva clientes, visitas, croquis y dispositivos con controles de acceso.</w:t>
+        <w:t>El sistema implementa un panel React/Vite y una aplicación Flutter que consumen FastAPI. PostgreSQL/PostGIS conserva clientes, visitas, croquis y trampas. La IA conversacional está integrada en el backend; la generación automática del croquis y la sincronización offline aún no forman parte del código funcional.</w:t>
       </w:r>
     </w:p>
     <w:p>
@@ -162,6 +174,9 @@
         <w:pStyle w:val="Heading1"/>
       </w:pPr>
       <w:r>
+        <w:rPr>
+          <w:color w:val="000000"/>
+        </w:rPr>
         <w:t>1 Arquitectura lógica</w:t>
       </w:r>
     </w:p>
@@ -170,6 +185,14 @@
         <w:tblStyle w:val="TableGrid"/>
         <w:tblW w:type="auto" w:w="0"/>
         <w:tblLook w:firstColumn="1" w:firstRow="1" w:lastColumn="0" w:lastRow="0" w:noHBand="0" w:noVBand="1" w:val="04A0"/>
+        <w:tblBorders>
+          <w:top w:val="single" w:sz="4" w:color="D9D9D9"/>
+          <w:left w:val="single" w:sz="4" w:color="D9D9D9"/>
+          <w:bottom w:val="single" w:sz="4" w:color="D9D9D9"/>
+          <w:right w:val="single" w:sz="4" w:color="D9D9D9"/>
+          <w:insideH w:val="single" w:sz="4" w:color="D9D9D9"/>
+          <w:insideV w:val="single" w:sz="4" w:color="D9D9D9"/>
+        </w:tblBorders>
       </w:tblPr>
       <w:tblGrid>
         <w:gridCol w:w="3360"/>
@@ -177,6 +200,9 @@
         <w:gridCol w:w="3360"/>
       </w:tblGrid>
       <w:tr>
+        <w:trPr>
+          <w:tblHeader/>
+        </w:trPr>
         <w:tc>
           <w:tcPr>
             <w:tcW w:type="dxa" w:w="1800"/>
@@ -193,6 +219,8 @@
           </w:tcPr>
           <w:p>
             <w:pPr>
+              <w:keepNext w:val="0"/>
+              <w:keepLines w:val="0"/>
               <w:spacing w:after="40" w:before="40"/>
             </w:pPr>
             <w:r/>
@@ -222,6 +250,8 @@
           </w:tcPr>
           <w:p>
             <w:pPr>
+              <w:keepNext w:val="0"/>
+              <w:keepLines w:val="0"/>
               <w:spacing w:after="40" w:before="40"/>
             </w:pPr>
             <w:r/>
@@ -251,6 +281,8 @@
           </w:tcPr>
           <w:p>
             <w:pPr>
+              <w:keepNext w:val="0"/>
+              <w:keepLines w:val="0"/>
               <w:spacing w:after="40" w:before="40"/>
             </w:pPr>
             <w:r/>
@@ -266,6 +298,7 @@
         </w:tc>
       </w:tr>
       <w:tr>
+        <w:trPr/>
         <w:tc>
           <w:tcPr>
             <w:tcW w:type="dxa" w:w="1800"/>
@@ -281,6 +314,8 @@
           </w:tcPr>
           <w:p>
             <w:pPr>
+              <w:keepNext w:val="0"/>
+              <w:keepLines w:val="0"/>
               <w:spacing w:after="40" w:before="40"/>
             </w:pPr>
             <w:r/>
@@ -308,6 +343,8 @@
           </w:tcPr>
           <w:p>
             <w:pPr>
+              <w:keepNext w:val="0"/>
+              <w:keepLines w:val="0"/>
               <w:spacing w:after="40" w:before="40"/>
             </w:pPr>
             <w:r/>
@@ -335,6 +372,8 @@
           </w:tcPr>
           <w:p>
             <w:pPr>
+              <w:keepNext w:val="0"/>
+              <w:keepLines w:val="0"/>
               <w:spacing w:after="40" w:before="40"/>
             </w:pPr>
             <w:r/>
@@ -349,6 +388,7 @@
         </w:tc>
       </w:tr>
       <w:tr>
+        <w:trPr/>
         <w:tc>
           <w:tcPr>
             <w:tcW w:type="dxa" w:w="1800"/>
@@ -365,6 +405,8 @@
           </w:tcPr>
           <w:p>
             <w:pPr>
+              <w:keepNext w:val="0"/>
+              <w:keepLines w:val="0"/>
               <w:spacing w:after="40" w:before="40"/>
             </w:pPr>
             <w:r/>
@@ -393,6 +435,8 @@
           </w:tcPr>
           <w:p>
             <w:pPr>
+              <w:keepNext w:val="0"/>
+              <w:keepLines w:val="0"/>
               <w:spacing w:after="40" w:before="40"/>
             </w:pPr>
             <w:r/>
@@ -421,6 +465,8 @@
           </w:tcPr>
           <w:p>
             <w:pPr>
+              <w:keepNext w:val="0"/>
+              <w:keepLines w:val="0"/>
               <w:spacing w:after="40" w:before="40"/>
             </w:pPr>
             <w:r/>
@@ -435,6 +481,7 @@
         </w:tc>
       </w:tr>
       <w:tr>
+        <w:trPr/>
         <w:tc>
           <w:tcPr>
             <w:tcW w:type="dxa" w:w="1800"/>
@@ -450,6 +497,8 @@
           </w:tcPr>
           <w:p>
             <w:pPr>
+              <w:keepNext w:val="0"/>
+              <w:keepLines w:val="0"/>
               <w:spacing w:after="40" w:before="40"/>
             </w:pPr>
             <w:r/>
@@ -477,6 +526,8 @@
           </w:tcPr>
           <w:p>
             <w:pPr>
+              <w:keepNext w:val="0"/>
+              <w:keepLines w:val="0"/>
               <w:spacing w:after="40" w:before="40"/>
             </w:pPr>
             <w:r/>
@@ -504,6 +555,8 @@
           </w:tcPr>
           <w:p>
             <w:pPr>
+              <w:keepNext w:val="0"/>
+              <w:keepLines w:val="0"/>
               <w:spacing w:after="40" w:before="40"/>
             </w:pPr>
             <w:r/>
@@ -518,6 +571,7 @@
         </w:tc>
       </w:tr>
       <w:tr>
+        <w:trPr/>
         <w:tc>
           <w:tcPr>
             <w:tcW w:type="dxa" w:w="1800"/>
@@ -534,6 +588,8 @@
           </w:tcPr>
           <w:p>
             <w:pPr>
+              <w:keepNext w:val="0"/>
+              <w:keepLines w:val="0"/>
               <w:spacing w:after="40" w:before="40"/>
             </w:pPr>
             <w:r/>
@@ -562,15 +618,12 @@
           </w:tcPr>
           <w:p>
             <w:pPr>
+              <w:keepNext w:val="0"/>
+              <w:keepLines w:val="0"/>
               <w:spacing w:after="40" w:before="40"/>
             </w:pPr>
-            <w:r/>
             <w:r>
-              <w:rPr>
-                <w:b w:val="0"/>
-                <w:sz w:val="17"/>
-              </w:rPr>
-              <w:t>WhatsApp Business, LLM y mapas</w:t>
+              <w:t>Twilio Sandbox, OpenAI y mapas opcionales</w:t>
             </w:r>
           </w:p>
         </w:tc>
@@ -590,15 +643,12 @@
           </w:tcPr>
           <w:p>
             <w:pPr>
+              <w:keepNext w:val="0"/>
+              <w:keepLines w:val="0"/>
               <w:spacing w:after="40" w:before="40"/>
             </w:pPr>
-            <w:r/>
             <w:r>
-              <w:rPr>
-                <w:b w:val="0"/>
-                <w:sz w:val="17"/>
-              </w:rPr>
-              <w:t>Conversación, intención, disponibilidad y mapa.</w:t>
+              <w:t>Webhook conversacional implementado; conversación real no acreditada. Google Maps web y fotos privadas verificados en E5; la app Flutter conserva su propia configuración de mapas.</w:t>
             </w:r>
           </w:p>
         </w:tc>
@@ -614,6 +664,9 @@
         <w:pStyle w:val="Heading1"/>
       </w:pPr>
       <w:r>
+        <w:rPr>
+          <w:color w:val="000000"/>
+        </w:rPr>
         <w:t>2 Modelo de datos</w:t>
       </w:r>
     </w:p>
@@ -622,7 +675,7 @@
         <w:spacing w:after="120"/>
       </w:pPr>
       <w:r>
-        <w:t>Las entidades principales son empresas, usuarios, operadores, clientes, visitas, croquis y dispositivos_trampa. Las conversaciones y mensajes de WhatsApp mantienen el contexto del agente. Las coordenadas se almacenan como GEOGRAPHY(Point, 4326) y se exponen como latitud y longitud.</w:t>
+        <w:t>Las entidades principales son empresas, usuarios, operadores, clientes, visitas, croquis y dispositivos_trampa; conversaciones y mensajes conservan el contexto de WhatsApp y MessageSid evita duplicados. clientes.ubicacion y visitas.operador_id admiten null. dispositivos_trampa.foto_path almacena el nombre del archivo privado; DeviceResponse expone foto_url relativa o null. Las coordenadas usan GEOGRAPHY(Point, 4326), expuestas como lat/lng. Las visitas se guardan en UTC y se agrupan por día de America/Santiago.</w:t>
       </w:r>
     </w:p>
     <w:tbl>
@@ -630,6 +683,14 @@
         <w:tblStyle w:val="TableGrid"/>
         <w:tblW w:type="auto" w:w="0"/>
         <w:tblLook w:firstColumn="1" w:firstRow="1" w:lastColumn="0" w:lastRow="0" w:noHBand="0" w:noVBand="1" w:val="04A0"/>
+        <w:tblBorders>
+          <w:top w:val="single" w:sz="4" w:color="D9D9D9"/>
+          <w:left w:val="single" w:sz="4" w:color="D9D9D9"/>
+          <w:bottom w:val="single" w:sz="4" w:color="D9D9D9"/>
+          <w:right w:val="single" w:sz="4" w:color="D9D9D9"/>
+          <w:insideH w:val="single" w:sz="4" w:color="D9D9D9"/>
+          <w:insideV w:val="single" w:sz="4" w:color="D9D9D9"/>
+        </w:tblBorders>
       </w:tblPr>
       <w:tblGrid>
         <w:gridCol w:w="3360"/>
@@ -637,6 +698,9 @@
         <w:gridCol w:w="3360"/>
       </w:tblGrid>
       <w:tr>
+        <w:trPr>
+          <w:tblHeader/>
+        </w:trPr>
         <w:tc>
           <w:tcPr>
             <w:tcW w:type="dxa" w:w="2880"/>
@@ -653,6 +717,8 @@
           </w:tcPr>
           <w:p>
             <w:pPr>
+              <w:keepNext w:val="0"/>
+              <w:keepLines w:val="0"/>
               <w:spacing w:after="40" w:before="40"/>
             </w:pPr>
             <w:r/>
@@ -682,6 +748,8 @@
           </w:tcPr>
           <w:p>
             <w:pPr>
+              <w:keepNext w:val="0"/>
+              <w:keepLines w:val="0"/>
               <w:spacing w:after="40" w:before="40"/>
             </w:pPr>
             <w:r/>
@@ -711,6 +779,8 @@
           </w:tcPr>
           <w:p>
             <w:pPr>
+              <w:keepNext w:val="0"/>
+              <w:keepLines w:val="0"/>
               <w:spacing w:after="40" w:before="40"/>
             </w:pPr>
             <w:r/>
@@ -726,6 +796,7 @@
         </w:tc>
       </w:tr>
       <w:tr>
+        <w:trPr/>
         <w:tc>
           <w:tcPr>
             <w:tcW w:type="dxa" w:w="2880"/>
@@ -741,6 +812,8 @@
           </w:tcPr>
           <w:p>
             <w:pPr>
+              <w:keepNext w:val="0"/>
+              <w:keepLines w:val="0"/>
               <w:spacing w:after="40" w:before="40"/>
             </w:pPr>
             <w:r/>
@@ -768,6 +841,8 @@
           </w:tcPr>
           <w:p>
             <w:pPr>
+              <w:keepNext w:val="0"/>
+              <w:keepLines w:val="0"/>
               <w:spacing w:after="40" w:before="40"/>
             </w:pPr>
             <w:r/>
@@ -795,6 +870,8 @@
           </w:tcPr>
           <w:p>
             <w:pPr>
+              <w:keepNext w:val="0"/>
+              <w:keepLines w:val="0"/>
               <w:spacing w:after="40" w:before="40"/>
             </w:pPr>
             <w:r/>
@@ -809,6 +886,7 @@
         </w:tc>
       </w:tr>
       <w:tr>
+        <w:trPr/>
         <w:tc>
           <w:tcPr>
             <w:tcW w:type="dxa" w:w="2880"/>
@@ -825,6 +903,8 @@
           </w:tcPr>
           <w:p>
             <w:pPr>
+              <w:keepNext w:val="0"/>
+              <w:keepLines w:val="0"/>
               <w:spacing w:after="40" w:before="40"/>
             </w:pPr>
             <w:r/>
@@ -853,6 +933,8 @@
           </w:tcPr>
           <w:p>
             <w:pPr>
+              <w:keepNext w:val="0"/>
+              <w:keepLines w:val="0"/>
               <w:spacing w:after="40" w:before="40"/>
             </w:pPr>
             <w:r/>
@@ -881,6 +963,8 @@
           </w:tcPr>
           <w:p>
             <w:pPr>
+              <w:keepNext w:val="0"/>
+              <w:keepLines w:val="0"/>
               <w:spacing w:after="40" w:before="40"/>
             </w:pPr>
             <w:r/>
@@ -895,6 +979,7 @@
         </w:tc>
       </w:tr>
       <w:tr>
+        <w:trPr/>
         <w:tc>
           <w:tcPr>
             <w:tcW w:type="dxa" w:w="2880"/>
@@ -910,6 +995,8 @@
           </w:tcPr>
           <w:p>
             <w:pPr>
+              <w:keepNext w:val="0"/>
+              <w:keepLines w:val="0"/>
               <w:spacing w:after="40" w:before="40"/>
             </w:pPr>
             <w:r/>
@@ -937,15 +1024,18 @@
           </w:tcPr>
           <w:p>
             <w:pPr>
+              <w:keepNext w:val="0"/>
+              <w:keepLines w:val="0"/>
               <w:spacing w:after="40" w:before="40"/>
             </w:pPr>
-            <w:r/>
+            <w:r>
+              <w:t>1 a cero o uno por visita</w:t>
+            </w:r>
             <w:r>
               <w:rPr>
                 <w:b w:val="0"/>
                 <w:sz w:val="17"/>
               </w:rPr>
-              <w:t>1 a muchos</w:t>
             </w:r>
           </w:p>
         </w:tc>
@@ -964,20 +1054,24 @@
           </w:tcPr>
           <w:p>
             <w:pPr>
+              <w:keepNext w:val="0"/>
+              <w:keepLines w:val="0"/>
               <w:spacing w:after="40" w:before="40"/>
             </w:pPr>
-            <w:r/>
+            <w:r>
+              <w:t>El índice único uq_croquis_visita impide duplicar un croquis de la misma visita; el cliente conserva versiones entre visitas.</w:t>
+            </w:r>
             <w:r>
               <w:rPr>
                 <w:b w:val="0"/>
                 <w:sz w:val="17"/>
               </w:rPr>
-              <w:t>Se permiten versiones de croquis asociadas a visitas.</w:t>
             </w:r>
           </w:p>
         </w:tc>
       </w:tr>
       <w:tr>
+        <w:trPr/>
         <w:tc>
           <w:tcPr>
             <w:tcW w:type="dxa" w:w="2880"/>
@@ -994,6 +1088,8 @@
           </w:tcPr>
           <w:p>
             <w:pPr>
+              <w:keepNext w:val="0"/>
+              <w:keepLines w:val="0"/>
               <w:spacing w:after="40" w:before="40"/>
             </w:pPr>
             <w:r/>
@@ -1022,6 +1118,8 @@
           </w:tcPr>
           <w:p>
             <w:pPr>
+              <w:keepNext w:val="0"/>
+              <w:keepLines w:val="0"/>
               <w:spacing w:after="40" w:before="40"/>
             </w:pPr>
             <w:r/>
@@ -1050,6 +1148,8 @@
           </w:tcPr>
           <w:p>
             <w:pPr>
+              <w:keepNext w:val="0"/>
+              <w:keepLines w:val="0"/>
               <w:spacing w:after="40" w:before="40"/>
             </w:pPr>
             <w:r/>
@@ -1064,6 +1164,7 @@
         </w:tc>
       </w:tr>
       <w:tr>
+        <w:trPr/>
         <w:tc>
           <w:tcPr>
             <w:tcW w:type="dxa" w:w="2880"/>
@@ -1079,6 +1180,8 @@
           </w:tcPr>
           <w:p>
             <w:pPr>
+              <w:keepNext w:val="0"/>
+              <w:keepLines w:val="0"/>
               <w:spacing w:after="40" w:before="40"/>
             </w:pPr>
             <w:r/>
@@ -1106,6 +1209,8 @@
           </w:tcPr>
           <w:p>
             <w:pPr>
+              <w:keepNext w:val="0"/>
+              <w:keepLines w:val="0"/>
               <w:spacing w:after="40" w:before="40"/>
             </w:pPr>
             <w:r/>
@@ -1133,15 +1238,12 @@
           </w:tcPr>
           <w:p>
             <w:pPr>
+              <w:keepNext w:val="0"/>
+              <w:keepLines w:val="0"/>
               <w:spacing w:after="40" w:before="40"/>
             </w:pPr>
-            <w:r/>
             <w:r>
-              <w:rPr>
-                <w:b w:val="0"/>
-                <w:sz w:val="17"/>
-              </w:rPr>
-              <w:t>Un operador consulta y actualiza sus propias visitas.</w:t>
+              <w:t>La asignación de operador es opcional; cuando existe, el operador accede a sus visitas.</w:t>
             </w:r>
           </w:p>
         </w:tc>
@@ -1157,6 +1259,9 @@
         <w:pStyle w:val="Heading1"/>
       </w:pPr>
       <w:r>
+        <w:rPr>
+          <w:color w:val="000000"/>
+        </w:rPr>
         <w:t>3 Flujo principal</w:t>
       </w:r>
     </w:p>
@@ -1210,6 +1315,9 @@
         <w:pStyle w:val="Heading1"/>
       </w:pPr>
       <w:r>
+        <w:rPr>
+          <w:color w:val="000000"/>
+        </w:rPr>
         <w:t>4 Vista UML textual</w:t>
       </w:r>
     </w:p>
@@ -1226,6 +1334,9 @@
         <w:pStyle w:val="Heading1"/>
       </w:pPr>
       <w:r>
+        <w:rPr>
+          <w:color w:val="000000"/>
+        </w:rPr>
         <w:t>5 Requisitos no funcionales</w:t>
       </w:r>
     </w:p>
@@ -1234,12 +1345,23 @@
         <w:tblStyle w:val="TableGrid"/>
         <w:tblW w:type="auto" w:w="0"/>
         <w:tblLook w:firstColumn="1" w:firstRow="1" w:lastColumn="0" w:lastRow="0" w:noHBand="0" w:noVBand="1" w:val="04A0"/>
+        <w:tblBorders>
+          <w:top w:val="single" w:sz="4" w:color="D9D9D9"/>
+          <w:left w:val="single" w:sz="4" w:color="D9D9D9"/>
+          <w:bottom w:val="single" w:sz="4" w:color="D9D9D9"/>
+          <w:right w:val="single" w:sz="4" w:color="D9D9D9"/>
+          <w:insideH w:val="single" w:sz="4" w:color="D9D9D9"/>
+          <w:insideV w:val="single" w:sz="4" w:color="D9D9D9"/>
+        </w:tblBorders>
       </w:tblPr>
       <w:tblGrid>
         <w:gridCol w:w="5040"/>
         <w:gridCol w:w="5040"/>
       </w:tblGrid>
       <w:tr>
+        <w:trPr>
+          <w:tblHeader/>
+        </w:trPr>
         <w:tc>
           <w:tcPr>
             <w:tcW w:type="dxa" w:w="2016"/>
@@ -1256,6 +1378,8 @@
           </w:tcPr>
           <w:p>
             <w:pPr>
+              <w:keepNext w:val="0"/>
+              <w:keepLines w:val="0"/>
               <w:spacing w:after="40" w:before="40"/>
             </w:pPr>
             <w:r/>
@@ -1285,6 +1409,8 @@
           </w:tcPr>
           <w:p>
             <w:pPr>
+              <w:keepNext w:val="0"/>
+              <w:keepLines w:val="0"/>
               <w:spacing w:after="40" w:before="40"/>
             </w:pPr>
             <w:r/>
@@ -1300,6 +1426,7 @@
         </w:tc>
       </w:tr>
       <w:tr>
+        <w:trPr/>
         <w:tc>
           <w:tcPr>
             <w:tcW w:type="dxa" w:w="2016"/>
@@ -1315,6 +1442,8 @@
           </w:tcPr>
           <w:p>
             <w:pPr>
+              <w:keepNext w:val="0"/>
+              <w:keepLines w:val="0"/>
               <w:spacing w:after="40" w:before="40"/>
             </w:pPr>
             <w:r/>
@@ -1342,20 +1471,24 @@
           </w:tcPr>
           <w:p>
             <w:pPr>
+              <w:keepNext w:val="0"/>
+              <w:keepLines w:val="0"/>
               <w:spacing w:after="40" w:before="40"/>
             </w:pPr>
-            <w:r/>
+            <w:r>
+              <w:t>JWT, roles y CORS; empresa comprobada en visitas/croquis/fotos y asignación del operador. E4 registra accesos propios 200, ajenos 403 y sin token 401.</w:t>
+            </w:r>
             <w:r>
               <w:rPr>
                 <w:b w:val="0"/>
                 <w:sz w:val="17"/>
               </w:rPr>
-              <w:t>Requests protegidos con JWT; roles admin/coordinador/operador; CORS restringido.</w:t>
             </w:r>
           </w:p>
         </w:tc>
       </w:tr>
       <w:tr>
+        <w:trPr/>
         <w:tc>
           <w:tcPr>
             <w:tcW w:type="dxa" w:w="2016"/>
@@ -1372,6 +1505,8 @@
           </w:tcPr>
           <w:p>
             <w:pPr>
+              <w:keepNext w:val="0"/>
+              <w:keepLines w:val="0"/>
               <w:spacing w:after="40" w:before="40"/>
             </w:pPr>
             <w:r/>
@@ -1400,20 +1535,18 @@
           </w:tcPr>
           <w:p>
             <w:pPr>
+              <w:keepNext w:val="0"/>
+              <w:keepLines w:val="0"/>
               <w:spacing w:after="40" w:before="40"/>
             </w:pPr>
-            <w:r/>
             <w:r>
-              <w:rPr>
-                <w:b w:val="0"/>
-                <w:sz w:val="17"/>
-              </w:rPr>
-              <w:t>Las visitas y cambios de dispositivos no se eliminan físicamente.</w:t>
+              <w:t>La API cancela visitas y retira trampas lógicamente; los registros de prueba se crean en entornos aislados.</w:t>
             </w:r>
           </w:p>
         </w:tc>
       </w:tr>
       <w:tr>
+        <w:trPr/>
         <w:tc>
           <w:tcPr>
             <w:tcW w:type="dxa" w:w="2016"/>
@@ -1429,6 +1562,8 @@
           </w:tcPr>
           <w:p>
             <w:pPr>
+              <w:keepNext w:val="0"/>
+              <w:keepLines w:val="0"/>
               <w:spacing w:after="40" w:before="40"/>
             </w:pPr>
             <w:r/>
@@ -1456,20 +1591,18 @@
           </w:tcPr>
           <w:p>
             <w:pPr>
+              <w:keepNext w:val="0"/>
+              <w:keepLines w:val="0"/>
               <w:spacing w:after="40" w:before="40"/>
             </w:pPr>
-            <w:r/>
             <w:r>
-              <w:rPr>
-                <w:b w:val="0"/>
-                <w:sz w:val="17"/>
-              </w:rPr>
-              <w:t>Consultas de agenda y datos principales deben responder dentro del umbral acordado.</w:t>
+              <w:t>Script local: p95 &lt; 2 s, 50 solicitudes y 10 concurrentes por operación. PR-01/02/03 aprobaron; no es una garantía de producción.</w:t>
             </w:r>
           </w:p>
         </w:tc>
       </w:tr>
       <w:tr>
+        <w:trPr/>
         <w:tc>
           <w:tcPr>
             <w:tcW w:type="dxa" w:w="2016"/>
@@ -1486,6 +1619,8 @@
           </w:tcPr>
           <w:p>
             <w:pPr>
+              <w:keepNext w:val="0"/>
+              <w:keepLines w:val="0"/>
               <w:spacing w:after="40" w:before="40"/>
             </w:pPr>
             <w:r/>
@@ -1514,20 +1649,18 @@
           </w:tcPr>
           <w:p>
             <w:pPr>
+              <w:keepNext w:val="0"/>
+              <w:keepLines w:val="0"/>
               <w:spacing w:after="40" w:before="40"/>
             </w:pPr>
-            <w:r/>
             <w:r>
-              <w:rPr>
-                <w:b w:val="0"/>
-                <w:sz w:val="17"/>
-              </w:rPr>
-              <w:t>Docker permite levantar una base reproducible para desarrollo y demo.</w:t>
+              <w:t>Compose de la raíz define base, backend y web. La app móvil se instala fuera de Docker.</w:t>
             </w:r>
           </w:p>
         </w:tc>
       </w:tr>
       <w:tr>
+        <w:trPr/>
         <w:tc>
           <w:tcPr>
             <w:tcW w:type="dxa" w:w="2016"/>
@@ -1543,6 +1676,8 @@
           </w:tcPr>
           <w:p>
             <w:pPr>
+              <w:keepNext w:val="0"/>
+              <w:keepLines w:val="0"/>
               <w:spacing w:after="40" w:before="40"/>
             </w:pPr>
             <w:r/>
@@ -1570,6 +1705,8 @@
           </w:tcPr>
           <w:p>
             <w:pPr>
+              <w:keepNext w:val="0"/>
+              <w:keepLines w:val="0"/>
               <w:spacing w:after="40" w:before="40"/>
             </w:pPr>
             <w:r/>
@@ -1584,6 +1721,7 @@
         </w:tc>
       </w:tr>
       <w:tr>
+        <w:trPr/>
         <w:tc>
           <w:tcPr>
             <w:tcW w:type="dxa" w:w="2016"/>
@@ -1600,6 +1738,8 @@
           </w:tcPr>
           <w:p>
             <w:pPr>
+              <w:keepNext w:val="0"/>
+              <w:keepLines w:val="0"/>
               <w:spacing w:after="40" w:before="40"/>
             </w:pPr>
             <w:r/>
@@ -1628,6 +1768,8 @@
           </w:tcPr>
           <w:p>
             <w:pPr>
+              <w:keepNext w:val="0"/>
+              <w:keepLines w:val="0"/>
               <w:spacing w:after="40" w:before="40"/>
             </w:pPr>
             <w:r/>
@@ -1646,6 +1788,75 @@
       <w:pPr>
         <w:spacing w:after="20"/>
       </w:pPr>
+    </w:p>
+    <w:p>
+      <w:pPr>
+        <w:pStyle w:val="Heading1"/>
+      </w:pPr>
+      <w:r>
+        <w:rPr>
+          <w:color w:val="000000"/>
+        </w:rPr>
+        <w:t>6 Límites del diseño implementado</w:t>
+      </w:r>
+    </w:p>
+    <w:p>
+      <w:r>
+        <w:t>La propuesta de geocodificación y generación de croquis IA está documentada en origin/pedro (5b47041), sin endpoints implementados en main. No se presenta esa propuesta como entrega operativa.</w:t>
+      </w:r>
+    </w:p>
+    <w:p>
+      <w:r>
+        <w:t>La clase SQLite local_database.dart es un esqueleto no utilizado por las pantallas. La descarga de agenda, cola de sincronización y resolución de conflictos requieren implementación y pruebas propias.</w:t>
+      </w:r>
+    </w:p>
+    <w:p>
+      <w:r>
+        <w:t>La seguridad verificada cubre los casos del reporte; no equivale a una auditoría exhaustiva. La aprobación técnica no sustituye la validación funcional del cliente.</w:t>
+      </w:r>
+    </w:p>
+    <w:p>
+      <w:pPr>
+        <w:pStyle w:val="Heading1"/>
+      </w:pPr>
+      <w:r>
+        <w:t>7 Visor de croquis en el panel web</w:t>
+      </w:r>
+    </w:p>
+    <w:p>
+      <w:r>
+        <w:t>PANEL-CROQ-01 agrega una consulta a Agenda para administradores y coordinadores. CroquisViewer.jsx solicita GET /croquis/{visita_id} y muestra el croquis existente, incluso en visitas cerradas. Si no existe, muestra 404 como ausencia de croquis; nunca llama a POST para crearlo.</w:t>
+      </w:r>
+    </w:p>
+    <w:p>
+      <w:r>
+        <w:t>croquis-map.js carga Maps JavaScript API mediante el cargador oficial y dibuja puntos no editables sobre un mapa híbrido. El listado y el mapa comparten selección; las coordenadas inválidas no se sustituyen por ubicaciones inventadas. Retiradas en gris tenue; propuestas IA sin confirmar en amarillo; confirmadas en verde; sin confirmar en azul; revisar en naranja.</w:t>
+      </w:r>
+    </w:p>
+    <w:p>
+      <w:r>
+        <w:t>requestPhoto admite solamente rutas relativas /dispositivos-trampa/{id}/foto y su versión opcional. Envía el JWT en Authorization, rechaza URLs externas y redirecciones, y acepta JPEG/PNG hasta 5 MB. La imagen se muestra con una URL blob local que se revoca al cambiar de trampa o cerrar. No se envían tokens en URLs ni a Google Maps.</w:t>
+      </w:r>
+    </w:p>
+    <w:p>
+      <w:r>
+        <w:t>La variable VITE_GOOGLE_MAPS_API_KEY se configura en el .env raíz, ignorado por Git. Vite solo expone variables VITE_; las claves de OpenAI, Twilio y JWT permanecen en el backend. La clave web de Maps es visible en el navegador por diseño y debe restringirse a Maps JavaScript API y a referentes http://localhost:8080/* y http://localhost:5173/*. Un cambio exige reiniciar Vite o reconstruir web en Docker.</w:t>
+      </w:r>
+    </w:p>
+    <w:p>
+      <w:r>
+        <w:t>La migración migracion_croquis_terreno.sql agrega foto_path y los índices de croquis y códigos de trampas. Las fotos del backend se conservan en uploads_data. Desde el PR #14, fetch_visit incorpora empresa_id y ensure_visit_access compara la empresa para todos los roles antes de comprobar la asignación del operador. Los usuarios web acceden solo a su empresa. Los 30 casos de E4 verifican visitas, croquis y fotos; el frontend no sustituye ese control.</w:t>
+      </w:r>
+    </w:p>
+    <w:p>
+      <w:r>
+        <w:t>Límites: el panel no agrega, modifica o retira trampas ni carga fotos; no genera planos interiores ni propuestas IA. El mapa real y la selección se verificaron en localhost:5173 con datos sintéticos y foto privada. El rechazo de referente previo se resolvió antes de E5. No se acredita esa prueba en localhost:8080 ni en un despliegue remoto. La aceptación del cliente sigue pendiente.</w:t>
+      </w:r>
+    </w:p>
+    <w:p>
+      <w:r>
+        <w:t>Evidencias del corte técnico: Verificacion_PR14_2026-10-20.md y Croquis_maps_real_2026-10-20.md, en Fase 2/Evidencias Proyecto/pruebas. Base 7f635f9 con los cambios locales del panel en juan; no se presupone su publicación mediante una PR de Juan.</w:t>
+      </w:r>
     </w:p>
     <w:sectPr>
       <w:footerReference w:type="default" r:id="rId9"/>
@@ -2434,7 +2645,7 @@
       <w:rFonts w:asciiTheme="majorHAnsi" w:eastAsiaTheme="majorEastAsia" w:hAnsiTheme="majorHAnsi" w:cstheme="majorBidi"/>
       <w:i/>
       <w:iCs/>
-      <w:color w:val="4F81BD" w:themeColor="accent1"/>
+      <w:color w:val="000000"/>
       <w:spacing w:val="15"/>
       <w:sz w:val="24"/>
       <w:szCs w:val="24"/>
